--- a/课程报告.docx
+++ b/课程报告.docx
@@ -369,7 +369,7 @@
               <w:spacing w:line="360" w:lineRule="auto"/>
               <w:jc w:val="left"/>
               <w:rPr>
-                <w:rFonts w:ascii="Times New Roman" w:eastAsia="宋体" w:hAnsi="Times New Roman" w:hint="eastAsia"/>
+                <w:rFonts w:ascii="Times New Roman" w:eastAsia="宋体" w:hAnsi="Times New Roman"/>
                 <w:sz w:val="44"/>
                 <w:szCs w:val="44"/>
               </w:rPr>
@@ -586,7 +586,6 @@
                 <w:szCs w:val="44"/>
               </w:rPr>
             </w:pPr>
-            <w:proofErr w:type="gramStart"/>
             <w:r>
               <w:rPr>
                 <w:rFonts w:ascii="Times New Roman" w:eastAsia="宋体" w:hAnsi="Times New Roman" w:hint="eastAsia"/>
@@ -619,7 +618,6 @@
               </w:rPr>
               <w:t>玮</w:t>
             </w:r>
-            <w:proofErr w:type="gramEnd"/>
           </w:p>
         </w:tc>
       </w:tr>
@@ -798,7 +796,7 @@
               <w:spacing w:line="360" w:lineRule="auto"/>
               <w:jc w:val="center"/>
               <w:rPr>
-                <w:rFonts w:ascii="Times New Roman" w:eastAsia="宋体" w:hAnsi="Times New Roman" w:hint="eastAsia"/>
+                <w:rFonts w:ascii="Times New Roman" w:eastAsia="宋体" w:hAnsi="Times New Roman"/>
                 <w:sz w:val="28"/>
                 <w:szCs w:val="28"/>
               </w:rPr>
@@ -1871,7 +1869,6 @@
                 <w:szCs w:val="28"/>
               </w:rPr>
             </w:pPr>
-            <w:proofErr w:type="gramStart"/>
             <w:r>
               <w:rPr>
                 <w:rFonts w:ascii="Times New Roman" w:eastAsia="宋体" w:hAnsi="Times New Roman" w:hint="eastAsia"/>
@@ -1904,7 +1901,6 @@
               </w:rPr>
               <w:t>玮</w:t>
             </w:r>
-            <w:proofErr w:type="gramEnd"/>
           </w:p>
         </w:tc>
       </w:tr>
@@ -2002,14 +1998,6 @@
         </w:rPr>
         <w:lastRenderedPageBreak/>
         <w:t>课程项目设计报告</w:t>
-      </w:r>
-      <w:r>
-        <w:rPr>
-          <w:rFonts w:ascii="黑体" w:eastAsia="黑体" w:hAnsi="黑体" w:hint="eastAsia"/>
-          <w:bCs/>
-          <w:szCs w:val="28"/>
-        </w:rPr>
-        <w:t>（参考样例）</w:t>
       </w:r>
     </w:p>
     <w:p>
@@ -2019,87 +2007,40 @@
         <w:spacing w:line="276" w:lineRule="auto"/>
         <w:jc w:val="left"/>
         <w:rPr>
-          <w:rFonts w:eastAsia="黑体"/>
-          <w:color w:val="FF0000"/>
-          <w:sz w:val="24"/>
-          <w:szCs w:val="36"/>
-        </w:rPr>
-      </w:pPr>
-      <w:r>
-        <w:rPr>
-          <w:rFonts w:eastAsia="黑体"/>
-          <w:szCs w:val="40"/>
-        </w:rPr>
-        <w:t xml:space="preserve">1 </w:t>
-      </w:r>
-      <w:r>
-        <w:rPr>
-          <w:rFonts w:eastAsia="黑体"/>
-          <w:szCs w:val="40"/>
-        </w:rPr>
-        <w:t>研究背景和</w:t>
-      </w:r>
-      <w:r>
-        <w:rPr>
-          <w:rFonts w:eastAsia="黑体" w:hint="eastAsia"/>
-          <w:szCs w:val="40"/>
-        </w:rPr>
-        <w:t>项目</w:t>
-      </w:r>
-      <w:r>
-        <w:rPr>
-          <w:rFonts w:eastAsia="黑体"/>
-          <w:szCs w:val="40"/>
-        </w:rPr>
-        <w:t>目标</w:t>
-      </w:r>
-      <w:r>
-        <w:rPr>
           <w:rFonts w:eastAsia="黑体" w:hint="eastAsia"/>
           <w:color w:val="FF0000"/>
           <w:sz w:val="24"/>
           <w:szCs w:val="36"/>
         </w:rPr>
-        <w:t xml:space="preserve"> </w:t>
-      </w:r>
-      <w:proofErr w:type="gramStart"/>
+      </w:pPr>
       <w:r>
         <w:rPr>
           <w:rFonts w:eastAsia="黑体"/>
-          <w:color w:val="FF0000"/>
-          <w:sz w:val="24"/>
-          <w:szCs w:val="36"/>
-        </w:rPr>
-        <w:t>(</w:t>
+          <w:szCs w:val="40"/>
+        </w:rPr>
+        <w:t xml:space="preserve">1 </w:t>
+      </w:r>
+      <w:r>
+        <w:rPr>
+          <w:rFonts w:eastAsia="黑体"/>
+          <w:szCs w:val="40"/>
+        </w:rPr>
+        <w:t>研究背景和</w:t>
       </w:r>
       <w:r>
         <w:rPr>
           <w:rFonts w:eastAsia="黑体" w:hint="eastAsia"/>
-          <w:color w:val="FF0000"/>
-          <w:sz w:val="24"/>
-          <w:szCs w:val="36"/>
-        </w:rPr>
-        <w:t>对应</w:t>
+          <w:szCs w:val="40"/>
+        </w:rPr>
+        <w:t>项目</w:t>
       </w:r>
       <w:r>
         <w:rPr>
           <w:rFonts w:eastAsia="黑体"/>
-          <w:color w:val="FF0000"/>
-          <w:sz w:val="24"/>
-          <w:szCs w:val="36"/>
-        </w:rPr>
-        <w:t>课程目标</w:t>
-      </w:r>
-      <w:r>
-        <w:rPr>
-          <w:rFonts w:eastAsia="黑体"/>
-          <w:color w:val="FF0000"/>
-          <w:sz w:val="24"/>
-          <w:szCs w:val="36"/>
-        </w:rPr>
-        <w:t>1)</w:t>
-      </w:r>
-      <w:proofErr w:type="gramEnd"/>
+          <w:szCs w:val="40"/>
+        </w:rPr>
+        <w:t>目标</w:t>
+      </w:r>
     </w:p>
     <w:p>
       <w:pPr>
@@ -2108,6 +2049,7 @@
         <w:spacing w:line="276" w:lineRule="auto"/>
         <w:jc w:val="left"/>
         <w:rPr>
+          <w:rFonts w:hint="eastAsia"/>
           <w:sz w:val="24"/>
           <w:szCs w:val="24"/>
         </w:rPr>
@@ -2135,6 +2077,7 @@
         <w:spacing w:line="276" w:lineRule="auto"/>
         <w:jc w:val="left"/>
         <w:rPr>
+          <w:rFonts w:hint="eastAsia"/>
           <w:i/>
           <w:sz w:val="24"/>
           <w:szCs w:val="24"/>
@@ -2183,6 +2126,7 @@
         <w:spacing w:line="276" w:lineRule="auto"/>
         <w:jc w:val="left"/>
         <w:rPr>
+          <w:rFonts w:hint="eastAsia"/>
           <w:sz w:val="24"/>
           <w:szCs w:val="24"/>
         </w:rPr>
@@ -2210,6 +2154,7 @@
         <w:spacing w:line="276" w:lineRule="auto"/>
         <w:jc w:val="left"/>
         <w:rPr>
+          <w:rFonts w:hint="eastAsia"/>
           <w:i/>
           <w:sz w:val="24"/>
           <w:szCs w:val="24"/>
@@ -2258,6 +2203,7 @@
         <w:spacing w:line="276" w:lineRule="auto"/>
         <w:jc w:val="left"/>
         <w:rPr>
+          <w:rFonts w:hint="eastAsia"/>
           <w:sz w:val="24"/>
           <w:szCs w:val="24"/>
         </w:rPr>
@@ -2285,6 +2231,7 @@
         <w:spacing w:line="276" w:lineRule="auto"/>
         <w:jc w:val="left"/>
         <w:rPr>
+          <w:rFonts w:hint="eastAsia"/>
           <w:i/>
           <w:sz w:val="24"/>
           <w:szCs w:val="24"/>
@@ -2315,98 +2262,26 @@
         <w:spacing w:line="276" w:lineRule="auto"/>
         <w:jc w:val="left"/>
         <w:rPr>
-          <w:rFonts w:eastAsia="黑体"/>
-          <w:color w:val="FF0000"/>
-          <w:sz w:val="24"/>
-          <w:szCs w:val="36"/>
-        </w:rPr>
-      </w:pPr>
-      <w:r>
-        <w:rPr>
-          <w:rFonts w:eastAsia="黑体"/>
-          <w:szCs w:val="40"/>
-        </w:rPr>
-        <w:t xml:space="preserve">2 </w:t>
-      </w:r>
-      <w:r>
-        <w:rPr>
-          <w:rFonts w:eastAsia="黑体" w:hint="eastAsia"/>
-          <w:szCs w:val="40"/>
-        </w:rPr>
-        <w:t>项目总体设计</w:t>
-      </w:r>
-      <w:r>
-        <w:rPr>
-          <w:rFonts w:eastAsia="黑体"/>
-          <w:szCs w:val="40"/>
-        </w:rPr>
-        <w:t xml:space="preserve"> </w:t>
-      </w:r>
-      <w:r>
-        <w:rPr>
-          <w:rFonts w:eastAsia="黑体"/>
-          <w:color w:val="FF0000"/>
-          <w:sz w:val="24"/>
-          <w:szCs w:val="36"/>
-        </w:rPr>
-        <w:t>(</w:t>
-      </w:r>
-      <w:r>
-        <w:rPr>
           <w:rFonts w:eastAsia="黑体" w:hint="eastAsia"/>
           <w:color w:val="FF0000"/>
           <w:sz w:val="24"/>
           <w:szCs w:val="36"/>
         </w:rPr>
-        <w:t>对应</w:t>
-      </w:r>
+      </w:pPr>
       <w:r>
         <w:rPr>
           <w:rFonts w:eastAsia="黑体"/>
-          <w:color w:val="FF0000"/>
-          <w:sz w:val="24"/>
-          <w:szCs w:val="36"/>
-        </w:rPr>
-        <w:t>课程目标</w:t>
-      </w:r>
-      <w:r>
-        <w:rPr>
-          <w:rFonts w:eastAsia="黑体"/>
-          <w:color w:val="FF0000"/>
-          <w:sz w:val="24"/>
-          <w:szCs w:val="36"/>
-        </w:rPr>
-        <w:t>2</w:t>
+          <w:szCs w:val="40"/>
+        </w:rPr>
+        <w:t xml:space="preserve">2 </w:t>
       </w:r>
       <w:r>
         <w:rPr>
           <w:rFonts w:eastAsia="黑体" w:hint="eastAsia"/>
-          <w:color w:val="FF0000"/>
-          <w:sz w:val="24"/>
-          <w:szCs w:val="36"/>
-        </w:rPr>
-        <w:t>，</w:t>
-      </w:r>
-      <w:proofErr w:type="gramStart"/>
-      <w:r>
-        <w:rPr>
-          <w:rFonts w:eastAsia="黑体"/>
-          <w:color w:val="FF0000"/>
-          <w:sz w:val="24"/>
-          <w:szCs w:val="36"/>
-        </w:rPr>
-        <w:t>5</w:t>
-      </w:r>
-      <w:r>
-        <w:rPr>
-          <w:rFonts w:eastAsia="黑体"/>
-          <w:color w:val="FF0000"/>
-          <w:sz w:val="24"/>
-          <w:szCs w:val="36"/>
-        </w:rPr>
-        <w:t>)</w:t>
-      </w:r>
-      <w:proofErr w:type="gramEnd"/>
+          <w:szCs w:val="40"/>
+        </w:rPr>
+        <w:t>项目总体设计</w:t>
+      </w:r>
     </w:p>
     <w:p>
       <w:pPr>
@@ -2416,6 +2291,7 @@
         <w:ind w:firstLine="420"/>
         <w:jc w:val="left"/>
         <w:rPr>
+          <w:rFonts w:hint="eastAsia"/>
           <w:i/>
           <w:sz w:val="24"/>
           <w:szCs w:val="24"/>
@@ -2483,91 +2359,26 @@
         <w:spacing w:line="276" w:lineRule="auto"/>
         <w:jc w:val="left"/>
         <w:rPr>
-          <w:rFonts w:eastAsia="黑体"/>
-          <w:color w:val="FF0000"/>
-          <w:sz w:val="24"/>
-          <w:szCs w:val="36"/>
-        </w:rPr>
-      </w:pPr>
-      <w:r>
-        <w:rPr>
-          <w:rFonts w:eastAsia="黑体"/>
-          <w:szCs w:val="40"/>
-        </w:rPr>
-        <w:t xml:space="preserve">3 </w:t>
-      </w:r>
-      <w:r>
-        <w:rPr>
-          <w:rFonts w:eastAsia="黑体" w:hint="eastAsia"/>
-          <w:szCs w:val="40"/>
-        </w:rPr>
-        <w:t>项目关键技术</w:t>
-      </w:r>
-      <w:r>
-        <w:rPr>
-          <w:rFonts w:eastAsia="黑体"/>
-          <w:color w:val="FF0000"/>
-          <w:sz w:val="24"/>
-          <w:szCs w:val="36"/>
-        </w:rPr>
-        <w:t>(</w:t>
-      </w:r>
-      <w:r>
-        <w:rPr>
           <w:rFonts w:eastAsia="黑体" w:hint="eastAsia"/>
           <w:color w:val="FF0000"/>
           <w:sz w:val="24"/>
           <w:szCs w:val="36"/>
         </w:rPr>
-        <w:t>对应</w:t>
-      </w:r>
+      </w:pPr>
       <w:r>
         <w:rPr>
           <w:rFonts w:eastAsia="黑体"/>
-          <w:color w:val="FF0000"/>
-          <w:sz w:val="24"/>
-          <w:szCs w:val="36"/>
-        </w:rPr>
-        <w:t>课程目标</w:t>
-      </w:r>
-      <w:r>
-        <w:rPr>
-          <w:rFonts w:eastAsia="黑体"/>
-          <w:color w:val="FF0000"/>
-          <w:sz w:val="24"/>
-          <w:szCs w:val="36"/>
-        </w:rPr>
-        <w:t>2</w:t>
+          <w:szCs w:val="40"/>
+        </w:rPr>
+        <w:t xml:space="preserve">3 </w:t>
       </w:r>
       <w:r>
         <w:rPr>
           <w:rFonts w:eastAsia="黑体" w:hint="eastAsia"/>
-          <w:color w:val="FF0000"/>
-          <w:sz w:val="24"/>
-          <w:szCs w:val="36"/>
-        </w:rPr>
-        <w:t>，</w:t>
-      </w:r>
-      <w:proofErr w:type="gramStart"/>
-      <w:r>
-        <w:rPr>
-          <w:rFonts w:eastAsia="黑体" w:hint="eastAsia"/>
-          <w:color w:val="FF0000"/>
-          <w:sz w:val="24"/>
-          <w:szCs w:val="36"/>
-        </w:rPr>
-        <w:t>3</w:t>
-      </w:r>
-      <w:r>
-        <w:rPr>
-          <w:rFonts w:eastAsia="黑体"/>
-          <w:color w:val="FF0000"/>
-          <w:sz w:val="24"/>
-          <w:szCs w:val="36"/>
-        </w:rPr>
-        <w:t>)</w:t>
-      </w:r>
-      <w:proofErr w:type="gramEnd"/>
+          <w:szCs w:val="40"/>
+        </w:rPr>
+        <w:t>项目关键技术</w:t>
+      </w:r>
     </w:p>
     <w:p>
       <w:pPr>
@@ -2577,6 +2388,7 @@
         <w:ind w:firstLine="420"/>
         <w:jc w:val="left"/>
         <w:rPr>
+          <w:rFonts w:hint="eastAsia"/>
           <w:i/>
           <w:sz w:val="24"/>
           <w:szCs w:val="24"/>
@@ -2608,109 +2420,26 @@
         <w:spacing w:line="276" w:lineRule="auto"/>
         <w:jc w:val="left"/>
         <w:rPr>
-          <w:rFonts w:eastAsia="黑体"/>
-          <w:color w:val="FF0000"/>
-          <w:sz w:val="24"/>
-          <w:szCs w:val="36"/>
-        </w:rPr>
-      </w:pPr>
-      <w:r>
-        <w:rPr>
-          <w:rFonts w:eastAsia="黑体"/>
-          <w:szCs w:val="40"/>
-        </w:rPr>
-        <w:t xml:space="preserve">4 </w:t>
-      </w:r>
-      <w:r>
-        <w:rPr>
-          <w:rFonts w:eastAsia="黑体" w:hint="eastAsia"/>
-          <w:szCs w:val="40"/>
-        </w:rPr>
-        <w:t>项目实现</w:t>
-      </w:r>
-      <w:r>
-        <w:rPr>
-          <w:rFonts w:eastAsia="黑体"/>
-          <w:color w:val="FF0000"/>
-          <w:sz w:val="24"/>
-          <w:szCs w:val="36"/>
-        </w:rPr>
-        <w:t>(</w:t>
-      </w:r>
-      <w:r>
-        <w:rPr>
           <w:rFonts w:eastAsia="黑体" w:hint="eastAsia"/>
           <w:color w:val="FF0000"/>
           <w:sz w:val="24"/>
           <w:szCs w:val="36"/>
         </w:rPr>
-        <w:t>对应</w:t>
-      </w:r>
+      </w:pPr>
       <w:r>
         <w:rPr>
           <w:rFonts w:eastAsia="黑体"/>
-          <w:color w:val="FF0000"/>
-          <w:sz w:val="24"/>
-          <w:szCs w:val="36"/>
-        </w:rPr>
-        <w:t>课程目标</w:t>
+          <w:szCs w:val="40"/>
+        </w:rPr>
+        <w:t xml:space="preserve">4 </w:t>
       </w:r>
       <w:r>
         <w:rPr>
           <w:rFonts w:eastAsia="黑体" w:hint="eastAsia"/>
-          <w:color w:val="FF0000"/>
-          <w:sz w:val="24"/>
-          <w:szCs w:val="36"/>
-        </w:rPr>
-        <w:t>3</w:t>
-      </w:r>
-      <w:r>
-        <w:rPr>
-          <w:rFonts w:eastAsia="黑体" w:hint="eastAsia"/>
-          <w:color w:val="FF0000"/>
-          <w:sz w:val="24"/>
-          <w:szCs w:val="36"/>
-        </w:rPr>
-        <w:t>，</w:t>
-      </w:r>
-      <w:r>
-        <w:rPr>
-          <w:rFonts w:eastAsia="黑体" w:hint="eastAsia"/>
-          <w:color w:val="FF0000"/>
-          <w:sz w:val="24"/>
-          <w:szCs w:val="36"/>
-        </w:rPr>
-        <w:t>5</w:t>
-      </w:r>
-      <w:r>
-        <w:rPr>
-          <w:rFonts w:eastAsia="黑体" w:hint="eastAsia"/>
-          <w:color w:val="FF0000"/>
-          <w:sz w:val="24"/>
-          <w:szCs w:val="36"/>
-        </w:rPr>
-        <w:t>，</w:t>
-      </w:r>
-      <w:proofErr w:type="gramStart"/>
-      <w:r>
-        <w:rPr>
-          <w:rFonts w:eastAsia="黑体" w:hint="eastAsia"/>
-          <w:color w:val="FF0000"/>
-          <w:sz w:val="24"/>
-          <w:szCs w:val="36"/>
-        </w:rPr>
-        <w:t>6</w:t>
-      </w:r>
-      <w:r>
-        <w:rPr>
-          <w:rFonts w:eastAsia="黑体"/>
-          <w:color w:val="FF0000"/>
-          <w:sz w:val="24"/>
-          <w:szCs w:val="36"/>
-        </w:rPr>
-        <w:t>)</w:t>
-      </w:r>
-      <w:proofErr w:type="gramEnd"/>
+          <w:szCs w:val="40"/>
+        </w:rPr>
+        <w:t>项目实现</w:t>
+      </w:r>
     </w:p>
     <w:p>
       <w:pPr>
@@ -2720,6 +2449,7 @@
         <w:ind w:firstLine="420"/>
         <w:jc w:val="left"/>
         <w:rPr>
+          <w:rFonts w:hint="eastAsia"/>
           <w:i/>
           <w:sz w:val="24"/>
           <w:szCs w:val="24"/>
@@ -2742,96 +2472,31 @@
         <w:spacing w:line="276" w:lineRule="auto"/>
         <w:jc w:val="left"/>
         <w:rPr>
+          <w:rFonts w:eastAsia="黑体" w:hint="eastAsia"/>
+          <w:szCs w:val="40"/>
+        </w:rPr>
+      </w:pPr>
+      <w:r>
+        <w:rPr>
+          <w:rFonts w:eastAsia="黑体" w:hint="eastAsia"/>
+          <w:szCs w:val="40"/>
+        </w:rPr>
+        <w:t>5</w:t>
+      </w:r>
+      <w:r>
+        <w:rPr>
           <w:rFonts w:eastAsia="黑体"/>
           <w:szCs w:val="40"/>
         </w:rPr>
-      </w:pPr>
+        <w:t xml:space="preserve"> </w:t>
+      </w:r>
       <w:r>
         <w:rPr>
           <w:rFonts w:eastAsia="黑体" w:hint="eastAsia"/>
           <w:szCs w:val="40"/>
         </w:rPr>
-        <w:t>5</w:t>
-      </w:r>
-      <w:r>
-        <w:rPr>
-          <w:rFonts w:eastAsia="黑体"/>
-          <w:szCs w:val="40"/>
-        </w:rPr>
-        <w:t xml:space="preserve"> </w:t>
-      </w:r>
-      <w:r>
-        <w:rPr>
-          <w:rFonts w:eastAsia="黑体" w:hint="eastAsia"/>
-          <w:szCs w:val="40"/>
-        </w:rPr>
         <w:t>项目测试</w:t>
       </w:r>
-      <w:r>
-        <w:rPr>
-          <w:rFonts w:eastAsia="黑体"/>
-          <w:color w:val="FF0000"/>
-          <w:sz w:val="24"/>
-          <w:szCs w:val="36"/>
-        </w:rPr>
-        <w:t>(</w:t>
-      </w:r>
-      <w:r>
-        <w:rPr>
-          <w:rFonts w:eastAsia="黑体" w:hint="eastAsia"/>
-          <w:color w:val="FF0000"/>
-          <w:sz w:val="24"/>
-          <w:szCs w:val="36"/>
-        </w:rPr>
-        <w:t>对应</w:t>
-      </w:r>
-      <w:r>
-        <w:rPr>
-          <w:rFonts w:eastAsia="黑体"/>
-          <w:color w:val="FF0000"/>
-          <w:sz w:val="24"/>
-          <w:szCs w:val="36"/>
-        </w:rPr>
-        <w:t>课程目标</w:t>
-      </w:r>
-      <w:r>
-        <w:rPr>
-          <w:rFonts w:eastAsia="黑体" w:hint="eastAsia"/>
-          <w:color w:val="FF0000"/>
-          <w:sz w:val="24"/>
-          <w:szCs w:val="36"/>
-        </w:rPr>
-        <w:t>3</w:t>
-      </w:r>
-      <w:r>
-        <w:rPr>
-          <w:rFonts w:eastAsia="黑体" w:hint="eastAsia"/>
-          <w:color w:val="FF0000"/>
-          <w:sz w:val="24"/>
-          <w:szCs w:val="36"/>
-        </w:rPr>
-        <w:t>，</w:t>
-      </w:r>
-      <w:proofErr w:type="gramStart"/>
-      <w:r>
-        <w:rPr>
-          <w:rFonts w:eastAsia="黑体"/>
-          <w:color w:val="FF0000"/>
-          <w:sz w:val="24"/>
-          <w:szCs w:val="36"/>
-        </w:rPr>
-        <w:t>4</w:t>
-      </w:r>
-      <w:r>
-        <w:rPr>
-          <w:rFonts w:eastAsia="黑体"/>
-          <w:color w:val="FF0000"/>
-          <w:sz w:val="24"/>
-          <w:szCs w:val="36"/>
-        </w:rPr>
-        <w:t>)</w:t>
-      </w:r>
-      <w:proofErr w:type="gramEnd"/>
     </w:p>
     <w:p>
       <w:pPr>
@@ -2841,6 +2506,7 @@
         <w:ind w:firstLine="420"/>
         <w:jc w:val="left"/>
         <w:rPr>
+          <w:rFonts w:hint="eastAsia"/>
           <w:i/>
           <w:sz w:val="24"/>
           <w:szCs w:val="24"/>
@@ -2863,96 +2529,31 @@
         <w:spacing w:line="276" w:lineRule="auto"/>
         <w:jc w:val="left"/>
         <w:rPr>
+          <w:rFonts w:eastAsia="黑体" w:hint="eastAsia"/>
+          <w:szCs w:val="40"/>
+        </w:rPr>
+      </w:pPr>
+      <w:r>
+        <w:rPr>
+          <w:rFonts w:eastAsia="黑体" w:hint="eastAsia"/>
+          <w:szCs w:val="40"/>
+        </w:rPr>
+        <w:t>6</w:t>
+      </w:r>
+      <w:r>
+        <w:rPr>
           <w:rFonts w:eastAsia="黑体"/>
           <w:szCs w:val="40"/>
         </w:rPr>
-      </w:pPr>
+        <w:t xml:space="preserve"> </w:t>
+      </w:r>
       <w:r>
         <w:rPr>
           <w:rFonts w:eastAsia="黑体" w:hint="eastAsia"/>
           <w:szCs w:val="40"/>
         </w:rPr>
-        <w:t>6</w:t>
-      </w:r>
-      <w:r>
-        <w:rPr>
-          <w:rFonts w:eastAsia="黑体"/>
-          <w:szCs w:val="40"/>
-        </w:rPr>
-        <w:t xml:space="preserve"> </w:t>
-      </w:r>
-      <w:r>
-        <w:rPr>
-          <w:rFonts w:eastAsia="黑体" w:hint="eastAsia"/>
-          <w:szCs w:val="40"/>
-        </w:rPr>
         <w:t>项目管理</w:t>
       </w:r>
-      <w:r>
-        <w:rPr>
-          <w:rFonts w:eastAsia="黑体"/>
-          <w:color w:val="FF0000"/>
-          <w:sz w:val="24"/>
-          <w:szCs w:val="36"/>
-        </w:rPr>
-        <w:t>(</w:t>
-      </w:r>
-      <w:r>
-        <w:rPr>
-          <w:rFonts w:eastAsia="黑体" w:hint="eastAsia"/>
-          <w:color w:val="FF0000"/>
-          <w:sz w:val="24"/>
-          <w:szCs w:val="36"/>
-        </w:rPr>
-        <w:t>对应</w:t>
-      </w:r>
-      <w:r>
-        <w:rPr>
-          <w:rFonts w:eastAsia="黑体"/>
-          <w:color w:val="FF0000"/>
-          <w:sz w:val="24"/>
-          <w:szCs w:val="36"/>
-        </w:rPr>
-        <w:t>课程目标</w:t>
-      </w:r>
-      <w:r>
-        <w:rPr>
-          <w:rFonts w:eastAsia="黑体"/>
-          <w:color w:val="FF0000"/>
-          <w:sz w:val="24"/>
-          <w:szCs w:val="36"/>
-        </w:rPr>
-        <w:t>5</w:t>
-      </w:r>
-      <w:r>
-        <w:rPr>
-          <w:rFonts w:eastAsia="黑体" w:hint="eastAsia"/>
-          <w:color w:val="FF0000"/>
-          <w:sz w:val="24"/>
-          <w:szCs w:val="36"/>
-        </w:rPr>
-        <w:t>，</w:t>
-      </w:r>
-      <w:proofErr w:type="gramStart"/>
-      <w:r>
-        <w:rPr>
-          <w:rFonts w:eastAsia="黑体" w:hint="eastAsia"/>
-          <w:color w:val="FF0000"/>
-          <w:sz w:val="24"/>
-          <w:szCs w:val="36"/>
-        </w:rPr>
-        <w:t>6</w:t>
-      </w:r>
-      <w:r>
-        <w:rPr>
-          <w:rFonts w:eastAsia="黑体"/>
-          <w:color w:val="FF0000"/>
-          <w:sz w:val="24"/>
-          <w:szCs w:val="36"/>
-        </w:rPr>
-        <w:t>)</w:t>
-      </w:r>
-      <w:proofErr w:type="gramEnd"/>
     </w:p>
     <w:p>
       <w:pPr>
@@ -2961,6 +2562,7 @@
         <w:spacing w:line="276" w:lineRule="auto"/>
         <w:jc w:val="left"/>
         <w:rPr>
+          <w:rFonts w:hint="eastAsia"/>
           <w:sz w:val="24"/>
           <w:szCs w:val="24"/>
         </w:rPr>
@@ -2980,6 +2582,7 @@
         <w:spacing w:line="276" w:lineRule="auto"/>
         <w:jc w:val="left"/>
         <w:rPr>
+          <w:rFonts w:hint="eastAsia"/>
           <w:i/>
           <w:sz w:val="24"/>
           <w:szCs w:val="24"/>
@@ -3009,6 +2612,7 @@
         <w:spacing w:line="276" w:lineRule="auto"/>
         <w:jc w:val="left"/>
         <w:rPr>
+          <w:rFonts w:hint="eastAsia"/>
           <w:sz w:val="24"/>
           <w:szCs w:val="24"/>
         </w:rPr>
@@ -3029,6 +2633,7 @@
         <w:ind w:firstLine="420"/>
         <w:jc w:val="left"/>
         <w:rPr>
+          <w:rFonts w:hint="eastAsia"/>
           <w:i/>
           <w:sz w:val="24"/>
           <w:szCs w:val="24"/>
@@ -3051,15 +2656,15 @@
         <w:spacing w:line="276" w:lineRule="auto"/>
         <w:jc w:val="left"/>
         <w:rPr>
+          <w:rFonts w:eastAsia="黑体" w:hint="eastAsia"/>
+          <w:szCs w:val="40"/>
+        </w:rPr>
+      </w:pPr>
+      <w:r>
+        <w:rPr>
           <w:rFonts w:eastAsia="黑体"/>
           <w:szCs w:val="40"/>
         </w:rPr>
-      </w:pPr>
-      <w:r>
-        <w:rPr>
-          <w:rFonts w:eastAsia="黑体"/>
-          <w:szCs w:val="40"/>
-        </w:rPr>
         <w:t xml:space="preserve">7. </w:t>
       </w:r>
       <w:r>
@@ -3069,96 +2674,13 @@
         </w:rPr>
         <w:t>总结与反思</w:t>
       </w:r>
-      <w:r>
-        <w:rPr>
-          <w:rFonts w:eastAsia="黑体"/>
-          <w:color w:val="FF0000"/>
-          <w:sz w:val="24"/>
-          <w:szCs w:val="36"/>
-        </w:rPr>
-        <w:t>(</w:t>
-      </w:r>
-      <w:r>
-        <w:rPr>
-          <w:rFonts w:eastAsia="黑体" w:hint="eastAsia"/>
-          <w:color w:val="FF0000"/>
-          <w:sz w:val="24"/>
-          <w:szCs w:val="36"/>
-        </w:rPr>
-        <w:t>对应</w:t>
-      </w:r>
-      <w:r>
-        <w:rPr>
-          <w:rFonts w:eastAsia="黑体"/>
-          <w:color w:val="FF0000"/>
-          <w:sz w:val="24"/>
-          <w:szCs w:val="36"/>
-        </w:rPr>
-        <w:t>课程目标</w:t>
-      </w:r>
-      <w:r>
-        <w:rPr>
-          <w:rFonts w:eastAsia="黑体"/>
-          <w:color w:val="FF0000"/>
-          <w:sz w:val="24"/>
-          <w:szCs w:val="36"/>
-        </w:rPr>
-        <w:t>4</w:t>
-      </w:r>
-      <w:r>
-        <w:rPr>
-          <w:rFonts w:eastAsia="黑体" w:hint="eastAsia"/>
-          <w:color w:val="FF0000"/>
-          <w:sz w:val="24"/>
-          <w:szCs w:val="36"/>
-        </w:rPr>
-        <w:t>，</w:t>
-      </w:r>
-      <w:r>
-        <w:rPr>
-          <w:rFonts w:eastAsia="黑体" w:hint="eastAsia"/>
-          <w:color w:val="FF0000"/>
-          <w:sz w:val="24"/>
-          <w:szCs w:val="36"/>
-        </w:rPr>
-        <w:t>6</w:t>
-      </w:r>
-      <w:r>
-        <w:rPr>
-          <w:rFonts w:eastAsia="黑体" w:hint="eastAsia"/>
-          <w:color w:val="FF0000"/>
-          <w:sz w:val="24"/>
-          <w:szCs w:val="36"/>
-        </w:rPr>
-        <w:t>，</w:t>
-      </w:r>
-      <w:proofErr w:type="gramStart"/>
-      <w:r>
-        <w:rPr>
-          <w:rFonts w:eastAsia="黑体" w:hint="eastAsia"/>
-          <w:color w:val="FF0000"/>
-          <w:sz w:val="24"/>
-          <w:szCs w:val="36"/>
-        </w:rPr>
-        <w:t>7</w:t>
-      </w:r>
-      <w:r>
-        <w:rPr>
-          <w:rFonts w:eastAsia="黑体"/>
-          <w:color w:val="FF0000"/>
-          <w:sz w:val="24"/>
-          <w:szCs w:val="36"/>
-        </w:rPr>
-        <w:t>)</w:t>
-      </w:r>
-      <w:proofErr w:type="gramEnd"/>
     </w:p>
     <w:p>
       <w:pPr>
         <w:widowControl/>
         <w:jc w:val="left"/>
         <w:rPr>
-          <w:rFonts w:eastAsia="黑体"/>
+          <w:rFonts w:eastAsia="黑体" w:hint="eastAsia"/>
           <w:szCs w:val="40"/>
         </w:rPr>
       </w:pPr>
@@ -3177,7 +2699,7 @@
         <w:spacing w:line="276" w:lineRule="auto"/>
         <w:jc w:val="left"/>
         <w:rPr>
-          <w:rFonts w:eastAsia="黑体"/>
+          <w:rFonts w:eastAsia="黑体" w:hint="eastAsia"/>
           <w:szCs w:val="40"/>
         </w:rPr>
       </w:pPr>
@@ -3186,7 +2708,7 @@
       <w:pPr>
         <w:spacing w:line="324" w:lineRule="auto"/>
         <w:rPr>
-          <w:rFonts w:eastAsia="黑体"/>
+          <w:rFonts w:eastAsia="黑体" w:hint="eastAsia"/>
           <w:bCs/>
           <w:color w:val="000000"/>
           <w:kern w:val="0"/>
@@ -3408,15 +2930,7 @@
                 <w:sz w:val="21"/>
                 <w:szCs w:val="21"/>
               </w:rPr>
-              <w:t xml:space="preserve"> </w:t>
-            </w:r>
-            <w:proofErr w:type="gramStart"/>
-            <w:r>
-              <w:rPr>
-                <w:sz w:val="21"/>
-                <w:szCs w:val="21"/>
-              </w:rPr>
-              <w:t>(6</w:t>
+              <w:t xml:space="preserve"> (6</w:t>
             </w:r>
             <w:r>
               <w:rPr>
@@ -3432,7 +2946,6 @@
               </w:rPr>
               <w:t>)</w:t>
             </w:r>
-            <w:proofErr w:type="gramEnd"/>
           </w:p>
         </w:tc>
         <w:tc>
@@ -3903,15 +3416,7 @@
                 <w:sz w:val="21"/>
                 <w:szCs w:val="21"/>
               </w:rPr>
-              <w:t xml:space="preserve"> </w:t>
-            </w:r>
-            <w:proofErr w:type="gramStart"/>
-            <w:r>
-              <w:rPr>
-                <w:sz w:val="21"/>
-                <w:szCs w:val="21"/>
-              </w:rPr>
-              <w:t>(6</w:t>
+              <w:t xml:space="preserve"> (6</w:t>
             </w:r>
             <w:r>
               <w:rPr>
@@ -3927,7 +3432,6 @@
               </w:rPr>
               <w:t>)</w:t>
             </w:r>
-            <w:proofErr w:type="gramEnd"/>
           </w:p>
         </w:tc>
         <w:tc>
@@ -4384,7 +3888,6 @@
               </w:rPr>
               <w:t>项目技术实现</w:t>
             </w:r>
-            <w:proofErr w:type="gramStart"/>
             <w:r>
               <w:rPr>
                 <w:sz w:val="21"/>
@@ -4406,7 +3909,6 @@
               </w:rPr>
               <w:t>)</w:t>
             </w:r>
-            <w:proofErr w:type="gramEnd"/>
           </w:p>
         </w:tc>
         <w:tc>
@@ -4876,7 +4378,6 @@
               </w:rPr>
               <w:t>项目管理水平</w:t>
             </w:r>
-            <w:proofErr w:type="gramStart"/>
             <w:r>
               <w:rPr>
                 <w:sz w:val="21"/>
@@ -4898,7 +4399,6 @@
               </w:rPr>
               <w:t>)</w:t>
             </w:r>
-            <w:proofErr w:type="gramEnd"/>
           </w:p>
         </w:tc>
         <w:tc>
@@ -5358,7 +4858,6 @@
               </w:rPr>
               <w:t>从项目实施过程中能够总结出收获和教训</w:t>
             </w:r>
-            <w:proofErr w:type="gramStart"/>
             <w:r>
               <w:rPr>
                 <w:sz w:val="21"/>
@@ -5380,7 +4879,6 @@
               </w:rPr>
               <w:t>)</w:t>
             </w:r>
-            <w:proofErr w:type="gramEnd"/>
           </w:p>
         </w:tc>
         <w:tc>
@@ -5892,7 +5390,6 @@
                 <w:szCs w:val="20"/>
               </w:rPr>
             </w:pPr>
-            <w:proofErr w:type="gramStart"/>
             <w:r>
               <w:rPr>
                 <w:rFonts w:ascii="黑体" w:eastAsia="黑体" w:hAnsi="黑体" w:hint="eastAsia"/>
@@ -5917,7 +5414,6 @@
               </w:rPr>
               <w:t>语</w:t>
             </w:r>
-            <w:proofErr w:type="gramEnd"/>
           </w:p>
           <w:p>
             <w:pPr>
@@ -5965,7 +5461,7 @@
         <w:widowControl/>
         <w:jc w:val="left"/>
         <w:rPr>
-          <w:rFonts w:eastAsia="黑体"/>
+          <w:rFonts w:eastAsia="黑体" w:hint="eastAsia"/>
           <w:bCs/>
           <w:sz w:val="24"/>
           <w:szCs w:val="24"/>
@@ -5977,7 +5473,7 @@
         <w:spacing w:line="360" w:lineRule="auto"/>
         <w:jc w:val="right"/>
         <w:rPr>
-          <w:rFonts w:ascii="Times New Roman" w:eastAsia="宋体" w:hAnsi="Times New Roman" w:hint="eastAsia"/>
+          <w:rFonts w:ascii="Times New Roman" w:eastAsia="宋体" w:hAnsi="Times New Roman"/>
           <w:sz w:val="28"/>
           <w:szCs w:val="52"/>
         </w:rPr>
@@ -6454,6 +5950,7 @@
   <w:style w:type="character" w:default="1" w:styleId="a0">
     <w:name w:val="Default Paragraph Font"/>
     <w:uiPriority w:val="1"/>
+    <w:semiHidden/>
     <w:unhideWhenUsed/>
   </w:style>
   <w:style w:type="table" w:default="1" w:styleId="a1">
